--- a/companies/calderwood-partners/Engagements/Hughes Group/2016.05.13 - Status Report - Hughes Group v2 FINAL.docx
+++ b/companies/calderwood-partners/Engagements/Hughes Group/2016.05.13 - Status Report - Hughes Group v2 FINAL.docx
@@ -7,12 +7,17 @@
         <w:pStyle w:val="Heading1"/>
       </w:pPr>
       <w:r>
-        <w:t>Sales Effectiveness: Status at the Midpoint</w:t>
+        <w:t>Sales Effectiveness Review: Status Report</w:t>
       </w:r>
     </w:p>
     <w:p>
       <w:r>
-        <w:t>Prepared for the leadership of Hughes Group by Nicole Griffin, on behalf of the engagement team.</w:t>
+        <w:t>This report sets out where the review of your sales organization stands at the midpoint of the engagement, what the team has completed since the work began, what lies ahead, and the risks worth watching between here and the close. The work is on schedule and is being delivered within the agreed fee of $30,000, and nothing in the evidence gathered so far has forced a change to the scope set out in our engagement letter for Hughes Group.</w:t>
+      </w:r>
+    </w:p>
+    <w:p>
+      <w:r>
+        <w:t>I have written this report so that it can be read on its own, and a colleague of yours who has not sat in our working sessions should be able to take the state of the work from it without a separate briefing.</w:t>
       </w:r>
     </w:p>
     <w:p>
@@ -20,12 +25,17 @@
         <w:pStyle w:val="Heading2"/>
       </w:pPr>
       <w:r>
-        <w:t>Where We Stand</w:t>
+        <w:t>Where the Work Stands</w:t>
       </w:r>
     </w:p>
     <w:p>
       <w:r>
-        <w:t>The engagement is at its midpoint and on plan. The performance baseline is firm, the coverage and pipeline analysis is well advanced, and the field interviews are roughly two-thirds complete. Nothing we have found so far changes the shape of the assignment, though several findings are still provisional and will settle as the last interviews and the remaining client data come in. There is no final recommendation yet, and none should be read into this report. What follows is the state of the work, described plainly.</w:t>
+        <w:t>The base of evidence on how the sales organization is structured and how it prices is now substantially in place, and the analysis has moved from gathering the record to testing it. Two things are becoming clear enough to state, though neither is yet a settled finding. The first is that the organization is soundly built: its territories are sensibly drawn and its accounts are coherently assigned, and little of the difficulty the review is uncovering traces to the way the sales force is laid out. The second is that the discipline around price is looser than the written policy implies, in that discount authority is exercised more widely and with less recorded justification than the policy contemplates, and it is here that the review is likely to earn its keep.</w:t>
+      </w:r>
+    </w:p>
+    <w:p>
+      <w:r>
+        <w:t>On the pipeline the picture is still forming. The record of how opportunities enter, progress, and are lost is more fragmentary than the pricing record, and we have flagged the gaps to your office rather than paper over them; what can be said already is that the organization appears to lose a disproportionate share of its opportunities late in the cycle, at the point where price is negotiated, which would tie the pipeline question back to the discount question and is exactly the sort of connection the second half is meant to test.</w:t>
       </w:r>
     </w:p>
     <w:p>
@@ -33,60 +43,12 @@
         <w:pStyle w:val="Heading2"/>
       </w:pPr>
       <w:r>
-        <w:t>The Picture So Far</w:t>
+        <w:t>Completed in This Period</w:t>
       </w:r>
     </w:p>
     <w:p>
       <w:r>
-        <w:t>Three things stand out at the halfway mark, each a working observation and not a settled finding. First, the selling effort is not aimed where the revenue and the open opportunity sit; the coverage model was never cut to the opportunity, and that gap looks to be the single largest source of the revenue the company is leaving unearned. The productivity of the field also varies more widely than your own reporting shows, because the reporting blends the field and the inside team into one number, and the two sell to different customers in different ways. Second, deals stall most in the move from qualified to proposal, and the process asks for steps at that stage that the field is not consistently taking; a share of the pipeline simply ages out there without being lost or won. Third, the discounting behind booked revenue is heavier than the list terms suggest, which points at the incentive plan and not only at the process. The managers and the field also account for the stall differently, one calling it price and the other calling it lead quality, and that difference is part of what the interviews are meant to resolve. We are testing all of this against the sessions still to come, and we will not present any of it as a recommendation until the evidence is in and reconciled.</w:t>
-      </w:r>
-    </w:p>
-    <w:p>
-      <w:pPr>
-        <w:pStyle w:val="Heading2"/>
-      </w:pPr>
-      <w:r>
-        <w:t>Completed This Period</w:t>
-      </w:r>
-    </w:p>
-    <w:p>
-      <w:pPr>
-        <w:pStyle w:val="ListBullet"/>
-      </w:pPr>
-      <w:r>
-        <w:t>Performance baseline built by Matthew Parrish from the last several years of bookings, pipeline, and win-loss records, with productivity, win rate by stage, and realized discounting visible at the level the analysis needs, and every figure carrying its source.</w:t>
-      </w:r>
-    </w:p>
-    <w:p>
-      <w:pPr>
-        <w:pStyle w:val="ListBullet"/>
-      </w:pPr>
-      <w:r>
-        <w:t>Coverage and opportunity map assembled and compared, with the accounts and segments cut by size and by growth, showing where the selling effort goes against where the revenue and the open opportunity actually are.</w:t>
-      </w:r>
-    </w:p>
-    <w:p>
-      <w:pPr>
-        <w:pStyle w:val="ListBullet"/>
-      </w:pPr>
-      <w:r>
-        <w:t>Pipeline analysis advanced to the point of naming the stage where deals stall and measuring what falls out at each step, with the reasons now being tested in the field.</w:t>
-      </w:r>
-    </w:p>
-    <w:p>
-      <w:pPr>
-        <w:pStyle w:val="ListBullet"/>
-      </w:pPr>
-      <w:r>
-        <w:t>Field interviews with the sales managers complete and consistent with the coverage read; the representative interviews are about two-thirds done.</w:t>
-      </w:r>
-    </w:p>
-    <w:p>
-      <w:pPr>
-        <w:pStyle w:val="ListBullet"/>
-      </w:pPr>
-      <w:r>
-        <w:t>Information-request log kept current, with the two remaining open items identified, owned on your side, and being chased.</w:t>
+        <w:t>Since the last report the team has closed several pieces of the groundwork on which the second half depends. The records on territory and account assignment have been assembled and reconciled, and the transaction extract covering the last two years has been organized into a single sourced file that the whole team now works from, so that no figure we later show you will be unmoored from the record it came from. Matthew Parrish has built the outside benchmark set against which we measure your sales performance, and has held two of the comparables back pending confirmation that they report on a like basis, which is the sort of caution I would rather see than a clean number that later fails. Jason Torres has walked your office through the emerging read at our last working session and has framed for you the single question the second half will turn on, which is the distance between your discount policy as written and your discount practice as the record shows it.</w:t>
       </w:r>
     </w:p>
     <w:p>
@@ -98,35 +60,13 @@
       </w:r>
     </w:p>
     <w:p>
-      <w:pPr>
-        <w:pStyle w:val="ListBullet"/>
-      </w:pPr>
       <w:r>
-        <w:t>Complete the remaining representative interviews, which carry the read on why deals stall and are the last major piece of primary evidence.</w:t>
+        <w:t>The next phase quantifies that distance rather than describes it, since your own team has asked, rightly, that we put a figure to the gap between policy and practice instead of characterizing it in general terms. In parallel, Matthew Parrish will settle the reporting basis of the two outstanding comparables so that the benchmark set is complete before we draw the findings together. As the internal detail on discount authority arrives we will reconcile where authority formally sits against where it is actually exercised, and it is that reconciliation, more than any single exhibit, that will let us say how far the practice has drifted from the rule.</w:t>
       </w:r>
     </w:p>
     <w:p>
-      <w:pPr>
-        <w:pStyle w:val="ListBullet"/>
-      </w:pPr>
       <w:r>
-        <w:t>Cut the coverage model against the opportunity, so the recommendation on where to aim the sales effort rests on the map and not on impression.</w:t>
-      </w:r>
-    </w:p>
-    <w:p>
-      <w:pPr>
-        <w:pStyle w:val="ListBullet"/>
-      </w:pPr>
-      <w:r>
-        <w:t>Fold the outstanding win-loss detail and territory assignments into the baseline once they arrive, and lift the provisional mark from the stage win rates.</w:t>
-      </w:r>
-    </w:p>
-    <w:p>
-      <w:pPr>
-        <w:pStyle w:val="ListBullet"/>
-      </w:pPr>
-      <w:r>
-        <w:t>Draft the recommendations for internal review, where Jason Torres checks them against the evidence before any part of them reaches you.</w:t>
+        <w:t>Once that work is done we expect to bring a first integrated read to a working session, framed as a set of findings your office can take apart before any of them is treated as settled. The closing weeks after that go to the write-up and to stress-testing the two or three judgments the case turns on, so that the final report marks clearly the line between what the evidence establishes and what it only suggests.</w:t>
       </w:r>
     </w:p>
     <w:p>
@@ -138,40 +78,18 @@
       </w:r>
     </w:p>
     <w:p>
-      <w:pPr>
-        <w:pStyle w:val="ListBullet"/>
-      </w:pPr>
       <w:r>
-        <w:t>The deal-level win-loss detail for the earlier year is not yet in, and the stage win rates stay provisional until it is. This is the single item most likely to move a figure in the final analysis, which is why we have not put a number on the stall rate in this report.</w:t>
-      </w:r>
-    </w:p>
-    <w:p>
-      <w:pPr>
-        <w:pStyle w:val="ListBullet"/>
-      </w:pPr>
-      <w:r>
-        <w:t>The remaining representative interviews are booked but not complete; a slip there would push the recommendations later without changing them, though it would compress the time we have to draft.</w:t>
-      </w:r>
-    </w:p>
-    <w:p>
-      <w:pPr>
-        <w:pStyle w:val="ListBullet"/>
-      </w:pPr>
-      <w:r>
-        <w:t>The discounting we are seeing touches the incentive plan, which sits outside the scope of this engagement. We will show what the incentives are producing and recommend a direction, and the plan redesign itself can be scoped separately if you want it.</w:t>
-      </w:r>
-    </w:p>
-    <w:p>
-      <w:pPr>
-        <w:pStyle w:val="Heading2"/>
-      </w:pPr>
-      <w:r>
-        <w:t>Budget</w:t>
+        <w:t>Two items carry the schedule, and I would rather set them down now than have either surface late. The first is the delegation-of-authority detail behind discount approval, which the transaction record implies but does not fully document; the quantification of the policy-to-practice gap cannot close until that detail is in hand, and a week of delay there is a week the phase does not move. The second is the pair of unconfirmed comparables: until their reporting basis is settled the benchmark set stays provisional, and we are holding it open deliberately rather than publish a comparison we have not yet stood behind.</w:t>
       </w:r>
     </w:p>
     <w:p>
       <w:r>
-        <w:t>Against the fixed fee of $30,000, effort is tracking to plan at the midpoint, with no change of scope to report and none anticipated. Should the remaining field work require materially more than planned, we will raise it with you before it affects the schedule or the fee, and not after. We remain glad to be doing this work for Hughes Group, and we will bring the first draft recommendations to the next working session.</w:t>
+        <w:t>None of the above changes the shape of the engagement or the fee of $30,000 agreed for it; the work remains within its budget and on its planned course toward the close.</w:t>
+      </w:r>
+    </w:p>
+    <w:p>
+      <w:r>
+        <w:t>Prepared by Nicole Griffin, Research Associate, Calderwood Partners.</w:t>
       </w:r>
     </w:p>
     <w:sectPr>
